--- a/backend/tests/fixtures/word/english-styles.docx
+++ b/backend/tests/fixtures/word/english-styles.docx
@@ -162,7 +162,7 @@
         </w:rPr>
         <w:t xml:space="preserve">Full statistics are available at </w:t>
       </w:r>
-      <w:hyperlink w:history="1" r:id="rIdy38l_ktzgeh5xb-zegw2r">
+      <w:hyperlink w:history="1" r:id="rIdoqf3-z4xa8oit1nsimanq">
         <w:r>
           <w:rPr>
             <w:rFonts w:ascii="Calibri" w:cs="Calibri" w:eastAsia="Calibri" w:hAnsi="Calibri"/>
@@ -184,7 +184,7 @@
         </w:rPr>
         <w:t xml:space="preserve"> or by email to </w:t>
       </w:r>
-      <w:hyperlink w:history="1" r:id="rIdeydt5oacsfzigclyavofv">
+      <w:hyperlink w:history="1" r:id="rIdpcmxly26wndmjooqkdsgx">
         <w:r>
           <w:rPr>
             <w:rFonts w:ascii="Calibri" w:cs="Calibri" w:eastAsia="Calibri" w:hAnsi="Calibri"/>
